--- a/proactive-business-english-b2-sy/out/PBE-B2-B1-SY_Unit09_StudentsBook.docx
+++ b/proactive-business-english-b2-sy/out/PBE-B2-B1-SY_Unit09_StudentsBook.docx
@@ -44401,7 +44401,7 @@
                       <w:sz w:val="20"/>
                       <w:szCs w:val="20"/>
                     </w:rPr>
-                    <w:t xml:space="preserve">quoted, and attributed in a footnote to the agreement of 14 March</w:t>
+                    <w:t xml:space="preserve">quoted, and attributed in a footnote to the telephone agreement of 24 March</w:t>
                   </w:r>
                 </w:p>
               </w:tc>
@@ -50488,7 +50488,7 @@
           <w:sz w:val="22"/>
           <w:szCs w:val="22"/>
         </w:rPr>
-        <w:t xml:space="preserve">a tracked change · a substantive change · a term of art · a quoted undertaking · a silent correction · a reinstatement</w:t>
+        <w:t xml:space="preserve">a tracked change · a substantive change · a closed line · a quoted undertaking · a silent correction · a reinstatement</w:t>
       </w:r>
       <w:r>
         <w:rPr>
